--- a/demo/试卷样例.docx
+++ b/demo/试卷样例.docx
@@ -187,55 +187,47 @@
         </w:rPr>
         <w:t xml:space="preserve">   A. </w:t>
       </w:r>
-      <w:r>
-        <m:oMath>
-          <m:r>
-            <m:t xml:space="preserve">−</m:t>
-          </m:r>
-          <m:r>
-            <m:t xml:space="preserve">3</m:t>
-          </m:r>
-        </m:oMath>
-      </w:r>
+      <m:oMath>
+        <m:r>
+          <m:t xml:space="preserve">−</m:t>
+        </m:r>
+        <m:r>
+          <m:t xml:space="preserve">3</m:t>
+        </m:r>
+      </m:oMath>
       <w:r>
         <w:rPr>
           <w:rFonts w:ascii="Times New Roman" w:hAnsi="Times New Roman" w:eastAsia="宋体" w:cs="Times New Roman"/>
         </w:rPr>
         <w:t xml:space="preserve">　B. </w:t>
       </w:r>
-      <w:r>
-        <m:oMath>
-          <m:r>
-            <m:t xml:space="preserve">0</m:t>
-          </m:r>
-        </m:oMath>
-      </w:r>
+      <m:oMath>
+        <m:r>
+          <m:t xml:space="preserve">0</m:t>
+        </m:r>
+      </m:oMath>
       <w:r>
         <w:rPr>
           <w:rFonts w:ascii="Times New Roman" w:hAnsi="Times New Roman" w:eastAsia="宋体" w:cs="Times New Roman"/>
         </w:rPr>
         <w:t xml:space="preserve">　C. </w:t>
       </w:r>
-      <w:r>
-        <m:oMath>
-          <m:r>
-            <m:t xml:space="preserve">1</m:t>
-          </m:r>
-        </m:oMath>
-      </w:r>
+      <m:oMath>
+        <m:r>
+          <m:t xml:space="preserve">1</m:t>
+        </m:r>
+      </m:oMath>
       <w:r>
         <w:rPr>
           <w:rFonts w:ascii="Times New Roman" w:hAnsi="Times New Roman" w:eastAsia="宋体" w:cs="Times New Roman"/>
         </w:rPr>
         <w:t xml:space="preserve">　D. </w:t>
       </w:r>
-      <w:r>
-        <m:oMath>
-          <m:r>
-            <m:t xml:space="preserve">2</m:t>
-          </m:r>
-        </m:oMath>
-      </w:r>
+      <m:oMath>
+        <m:r>
+          <m:t xml:space="preserve">2</m:t>
+        </m:r>
+      </m:oMath>
     </w:p>
     <w:p>
       <w:pPr>
@@ -247,69 +239,76 @@
         </w:rPr>
         <w:t xml:space="preserve">如图，已知 </w:t>
       </w:r>
-      <w:r>
-        <m:oMath>
-          <m:r>
-            <m:t xml:space="preserve">∠</m:t>
-          </m:r>
-          <m:r>
-            <m:rPr>
-              <m:sty m:val="i"/>
-            </m:rPr>
-            <m:t xml:space="preserve">A</m:t>
-          </m:r>
-          <m:r>
-            <m:rPr>
-              <m:sty m:val="i"/>
-            </m:rPr>
-            <m:t xml:space="preserve">O</m:t>
-          </m:r>
-          <m:r>
-            <m:rPr>
-              <m:sty m:val="i"/>
-            </m:rPr>
-            <m:t xml:space="preserve">B</m:t>
-          </m:r>
-          <m:r>
-            <m:t xml:space="preserve">=</m:t>
-          </m:r>
+      <m:oMath>
+        <m:r>
+          <m:t xml:space="preserve">∠</m:t>
+        </m:r>
+        <m:r>
+          <m:rPr>
+            <m:sty m:val="i"/>
+          </m:rPr>
+          <m:t xml:space="preserve">A</m:t>
+        </m:r>
+        <m:r>
+          <m:rPr>
+            <m:sty m:val="i"/>
+          </m:rPr>
+          <m:t xml:space="preserve">O</m:t>
+        </m:r>
+        <m:r>
+          <m:rPr>
+            <m:sty m:val="i"/>
+          </m:rPr>
+          <m:t xml:space="preserve">B</m:t>
+        </m:r>
+        <m:r>
+          <m:t xml:space="preserve">=</m:t>
+        </m:r>
+        <m:sup>
+          <m:e>
+            <m:r>
+              <m:t xml:space="preserve">90</m:t>
+            </m:r>
+          </m:e>
           <m:sup>
-            <m:e/>
-            <m:sup/>
+            <m:r>
+              <m:rPr>
+                <m:sz m:val="2"/>
+              </m:rPr>
+              <m:t xml:space="preserve">∘</m:t>
+            </m:r>
           </m:sup>
-        </m:oMath>
-      </w:r>
+        </m:sup>
+      </m:oMath>
       <w:r>
         <w:rPr>
           <w:rFonts w:ascii="Times New Roman" w:hAnsi="Times New Roman" w:eastAsia="宋体" w:cs="Times New Roman"/>
         </w:rPr>
         <w:t xml:space="preserve">，则 </w:t>
       </w:r>
-      <w:r>
-        <m:oMath>
-          <m:r>
-            <m:t xml:space="preserve">∠</m:t>
-          </m:r>
-          <m:r>
-            <m:rPr>
-              <m:sty m:val="i"/>
-            </m:rPr>
-            <m:t xml:space="preserve">B</m:t>
-          </m:r>
-          <m:r>
-            <m:rPr>
-              <m:sty m:val="i"/>
-            </m:rPr>
-            <m:t xml:space="preserve">O</m:t>
-          </m:r>
-          <m:r>
-            <m:rPr>
-              <m:sty m:val="i"/>
-            </m:rPr>
-            <m:t xml:space="preserve">C</m:t>
-          </m:r>
-        </m:oMath>
-      </w:r>
+      <m:oMath>
+        <m:r>
+          <m:t xml:space="preserve">∠</m:t>
+        </m:r>
+        <m:r>
+          <m:rPr>
+            <m:sty m:val="i"/>
+          </m:rPr>
+          <m:t xml:space="preserve">B</m:t>
+        </m:r>
+        <m:r>
+          <m:rPr>
+            <m:sty m:val="i"/>
+          </m:rPr>
+          <m:t xml:space="preserve">O</m:t>
+        </m:r>
+        <m:r>
+          <m:rPr>
+            <m:sty m:val="i"/>
+          </m:rPr>
+          <m:t xml:space="preserve">C</m:t>
+        </m:r>
+      </m:oMath>
       <w:r>
         <w:rPr>
           <w:rFonts w:ascii="Times New Roman" w:hAnsi="Times New Roman" w:eastAsia="宋体" w:cs="Times New Roman"/>
@@ -366,56 +365,92 @@
         </w:rPr>
         <w:t xml:space="preserve">   A. </w:t>
       </w:r>
-      <w:r>
-        <m:oMath>
+      <m:oMath>
+        <m:sup>
+          <m:e>
+            <m:r>
+              <m:t xml:space="preserve">30</m:t>
+            </m:r>
+          </m:e>
           <m:sup>
-            <m:e/>
-            <m:sup/>
+            <m:r>
+              <m:rPr>
+                <m:sz m:val="2"/>
+              </m:rPr>
+              <m:t xml:space="preserve">∘</m:t>
+            </m:r>
           </m:sup>
-        </m:oMath>
-      </w:r>
+        </m:sup>
+      </m:oMath>
       <w:r>
         <w:rPr>
           <w:rFonts w:ascii="Times New Roman" w:hAnsi="Times New Roman" w:eastAsia="宋体" w:cs="Times New Roman"/>
         </w:rPr>
         <w:t xml:space="preserve">　B. </w:t>
       </w:r>
-      <w:r>
-        <m:oMath>
+      <m:oMath>
+        <m:sup>
+          <m:e>
+            <m:r>
+              <m:t xml:space="preserve">40</m:t>
+            </m:r>
+          </m:e>
           <m:sup>
-            <m:e/>
-            <m:sup/>
+            <m:r>
+              <m:rPr>
+                <m:sz m:val="2"/>
+              </m:rPr>
+              <m:t xml:space="preserve">∘</m:t>
+            </m:r>
           </m:sup>
-        </m:oMath>
-      </w:r>
+        </m:sup>
+      </m:oMath>
       <w:r>
         <w:rPr>
           <w:rFonts w:ascii="Times New Roman" w:hAnsi="Times New Roman" w:eastAsia="宋体" w:cs="Times New Roman"/>
         </w:rPr>
         <w:t xml:space="preserve">　C. </w:t>
       </w:r>
-      <w:r>
-        <m:oMath>
+      <m:oMath>
+        <m:sup>
+          <m:e>
+            <m:r>
+              <m:t xml:space="preserve">50</m:t>
+            </m:r>
+          </m:e>
           <m:sup>
-            <m:e/>
-            <m:sup/>
+            <m:r>
+              <m:rPr>
+                <m:sz m:val="2"/>
+              </m:rPr>
+              <m:t xml:space="preserve">∘</m:t>
+            </m:r>
           </m:sup>
-        </m:oMath>
-      </w:r>
+        </m:sup>
+      </m:oMath>
       <w:r>
         <w:rPr>
           <w:rFonts w:ascii="Times New Roman" w:hAnsi="Times New Roman" w:eastAsia="宋体" w:cs="Times New Roman"/>
         </w:rPr>
         <w:t xml:space="preserve">　D. </w:t>
       </w:r>
-      <w:r>
-        <m:oMath>
+      <m:oMath>
+        <m:sup>
+          <m:e>
+            <m:r>
+              <m:t xml:space="preserve">60</m:t>
+            </m:r>
+          </m:e>
           <m:sup>
-            <m:e/>
-            <m:sup/>
+            <m:r>
+              <m:rPr>
+                <m:sz m:val="2"/>
+              </m:rPr>
+              <m:t xml:space="preserve">∘</m:t>
+            </m:r>
           </m:sup>
-        </m:oMath>
-      </w:r>
+        </m:sup>
+      </m:oMath>
     </w:p>
     <w:p>
       <w:pPr>
@@ -427,23 +462,32 @@
         </w:rPr>
         <w:t xml:space="preserve">计算 </w:t>
       </w:r>
-      <w:r>
-        <m:oMath>
-          <m:r>
-            <m:t xml:space="preserve">(</m:t>
-          </m:r>
-          <m:r>
-            <m:t xml:space="preserve">−</m:t>
-          </m:r>
-          <m:r>
-            <m:t xml:space="preserve">2</m:t>
-          </m:r>
+      <m:oMath>
+        <m:r>
+          <m:t xml:space="preserve">(</m:t>
+        </m:r>
+        <m:r>
+          <m:t xml:space="preserve">−</m:t>
+        </m:r>
+        <m:r>
+          <m:t xml:space="preserve">2</m:t>
+        </m:r>
+        <m:sup>
+          <m:e>
+            <m:r>
+              <m:t xml:space="preserve">)</m:t>
+            </m:r>
+          </m:e>
           <m:sup>
-            <m:e/>
-            <m:sup/>
+            <m:r>
+              <m:rPr>
+                <m:sz m:val="2"/>
+              </m:rPr>
+              <m:t xml:space="preserve">3</m:t>
+            </m:r>
           </m:sup>
-        </m:oMath>
-      </w:r>
+        </m:sup>
+      </m:oMath>
       <w:r>
         <w:rPr>
           <w:rFonts w:ascii="Times New Roman" w:hAnsi="Times New Roman" w:eastAsia="宋体" w:cs="Times New Roman"/>
@@ -458,58 +502,50 @@
         </w:rPr>
         <w:t xml:space="preserve">   A. </w:t>
       </w:r>
-      <w:r>
-        <m:oMath>
-          <m:r>
-            <m:t xml:space="preserve">−</m:t>
-          </m:r>
-          <m:r>
-            <m:t xml:space="preserve">8</m:t>
-          </m:r>
-        </m:oMath>
-      </w:r>
+      <m:oMath>
+        <m:r>
+          <m:t xml:space="preserve">−</m:t>
+        </m:r>
+        <m:r>
+          <m:t xml:space="preserve">8</m:t>
+        </m:r>
+      </m:oMath>
       <w:r>
         <w:rPr>
           <w:rFonts w:ascii="Times New Roman" w:hAnsi="Times New Roman" w:eastAsia="宋体" w:cs="Times New Roman"/>
         </w:rPr>
         <w:t xml:space="preserve">　B. </w:t>
       </w:r>
-      <w:r>
-        <m:oMath>
-          <m:r>
-            <m:t xml:space="preserve">8</m:t>
-          </m:r>
-        </m:oMath>
-      </w:r>
+      <m:oMath>
+        <m:r>
+          <m:t xml:space="preserve">8</m:t>
+        </m:r>
+      </m:oMath>
       <w:r>
         <w:rPr>
           <w:rFonts w:ascii="Times New Roman" w:hAnsi="Times New Roman" w:eastAsia="宋体" w:cs="Times New Roman"/>
         </w:rPr>
         <w:t xml:space="preserve">　C. </w:t>
       </w:r>
-      <w:r>
-        <m:oMath>
-          <m:r>
-            <m:t xml:space="preserve">−</m:t>
-          </m:r>
-          <m:r>
-            <m:t xml:space="preserve">6</m:t>
-          </m:r>
-        </m:oMath>
-      </w:r>
+      <m:oMath>
+        <m:r>
+          <m:t xml:space="preserve">−</m:t>
+        </m:r>
+        <m:r>
+          <m:t xml:space="preserve">6</m:t>
+        </m:r>
+      </m:oMath>
       <w:r>
         <w:rPr>
           <w:rFonts w:ascii="Times New Roman" w:hAnsi="Times New Roman" w:eastAsia="宋体" w:cs="Times New Roman"/>
         </w:rPr>
         <w:t xml:space="preserve">　D. </w:t>
       </w:r>
-      <w:r>
-        <m:oMath>
-          <m:r>
-            <m:t xml:space="preserve">6</m:t>
-          </m:r>
-        </m:oMath>
-      </w:r>
+      <m:oMath>
+        <m:r>
+          <m:t xml:space="preserve">6</m:t>
+        </m:r>
+      </m:oMath>
     </w:p>
     <w:p>
       <w:pPr>
@@ -543,75 +579,69 @@
         </w:rPr>
         <w:t xml:space="preserve">若 </w:t>
       </w:r>
-      <w:r>
-        <m:oMath>
-          <m:r>
-            <m:rPr>
-              <m:sty m:val="i"/>
-            </m:rPr>
-            <m:t xml:space="preserve">x</m:t>
-          </m:r>
-          <m:r>
-            <m:t xml:space="preserve">=</m:t>
-          </m:r>
-          <m:r>
-            <m:t xml:space="preserve">2</m:t>
-          </m:r>
-        </m:oMath>
-      </w:r>
+      <m:oMath>
+        <m:r>
+          <m:rPr>
+            <m:sty m:val="i"/>
+          </m:rPr>
+          <m:t xml:space="preserve">x</m:t>
+        </m:r>
+        <m:r>
+          <m:t xml:space="preserve">=</m:t>
+        </m:r>
+        <m:r>
+          <m:t xml:space="preserve">2</m:t>
+        </m:r>
+      </m:oMath>
       <w:r>
         <w:rPr>
           <w:rFonts w:ascii="Times New Roman" w:hAnsi="Times New Roman" w:eastAsia="宋体" w:cs="Times New Roman"/>
         </w:rPr>
         <w:t xml:space="preserve"> 是方程 </w:t>
       </w:r>
-      <w:r>
-        <m:oMath>
-          <m:r>
-            <m:t xml:space="preserve">3</m:t>
-          </m:r>
-          <m:r>
-            <m:rPr>
-              <m:sty m:val="i"/>
-            </m:rPr>
-            <m:t xml:space="preserve">x</m:t>
-          </m:r>
-          <m:r>
-            <m:t xml:space="preserve">−</m:t>
-          </m:r>
-          <m:r>
-            <m:rPr>
-              <m:sty m:val="i"/>
-            </m:rPr>
-            <m:t xml:space="preserve">a</m:t>
-          </m:r>
-          <m:r>
-            <m:t xml:space="preserve">=</m:t>
-          </m:r>
-          <m:r>
-            <m:t xml:space="preserve">4</m:t>
-          </m:r>
-        </m:oMath>
-      </w:r>
+      <m:oMath>
+        <m:r>
+          <m:t xml:space="preserve">3</m:t>
+        </m:r>
+        <m:r>
+          <m:rPr>
+            <m:sty m:val="i"/>
+          </m:rPr>
+          <m:t xml:space="preserve">x</m:t>
+        </m:r>
+        <m:r>
+          <m:t xml:space="preserve">−</m:t>
+        </m:r>
+        <m:r>
+          <m:rPr>
+            <m:sty m:val="i"/>
+          </m:rPr>
+          <m:t xml:space="preserve">a</m:t>
+        </m:r>
+        <m:r>
+          <m:t xml:space="preserve">=</m:t>
+        </m:r>
+        <m:r>
+          <m:t xml:space="preserve">4</m:t>
+        </m:r>
+      </m:oMath>
       <w:r>
         <w:rPr>
           <w:rFonts w:ascii="Times New Roman" w:hAnsi="Times New Roman" w:eastAsia="宋体" w:cs="Times New Roman"/>
         </w:rPr>
         <w:t xml:space="preserve"> 的解，则 </w:t>
       </w:r>
-      <w:r>
-        <m:oMath>
-          <m:r>
-            <m:rPr>
-              <m:sty m:val="i"/>
-            </m:rPr>
-            <m:t xml:space="preserve">a</m:t>
-          </m:r>
-          <m:r>
-            <m:t xml:space="preserve">=</m:t>
-          </m:r>
-        </m:oMath>
-      </w:r>
+      <m:oMath>
+        <m:r>
+          <m:rPr>
+            <m:sty m:val="i"/>
+          </m:rPr>
+          <m:t xml:space="preserve">a</m:t>
+        </m:r>
+        <m:r>
+          <m:t xml:space="preserve">=</m:t>
+        </m:r>
+      </m:oMath>
       <w:r>
         <w:rPr>
           <w:rFonts w:ascii="Times New Roman" w:hAnsi="Times New Roman" w:eastAsia="宋体" w:cs="Times New Roman"/>
@@ -629,78 +659,98 @@
         </w:rPr>
         <w:t>比较大小：</w:t>
       </w:r>
-      <w:r>
-        <m:oMath>
-          <m:r>
-            <m:t xml:space="preserve">−</m:t>
-          </m:r>
-          <m:f>
-            <m:fPr/>
-            <m:num>
-              <m:r>
-                <m:t xml:space="preserve">3</m:t>
-              </m:r>
-            </m:num>
-            <m:den>
-              <m:r>
-                <m:t xml:space="preserve">4</m:t>
-              </m:r>
-            </m:den>
-          </m:f>
-        </m:oMath>
-      </w:r>
+      <m:oMath>
+        <m:r>
+          <m:t xml:space="preserve">−</m:t>
+        </m:r>
+        <m:f>
+          <m:fPr/>
+          <m:num>
+            <m:e>
+              <m:e>
+                <m:r>
+                  <m:rPr>
+                    <m:sz m:val="2"/>
+                  </m:rPr>
+                  <m:t xml:space="preserve">3</m:t>
+                </m:r>
+              </m:e>
+            </m:e>
+          </m:num>
+          <m:den>
+            <m:e>
+              <m:e>
+                <m:r>
+                  <m:rPr>
+                    <m:sz m:val="2"/>
+                  </m:rPr>
+                  <m:t xml:space="preserve">4</m:t>
+                </m:r>
+              </m:e>
+            </m:e>
+          </m:den>
+        </m:f>
+      </m:oMath>
       <w:r>
         <w:rPr>
           <w:rFonts w:ascii="Times New Roman" w:hAnsi="Times New Roman" w:eastAsia="宋体" w:cs="Times New Roman"/>
         </w:rPr>
         <w:t xml:space="preserve"> ________ </w:t>
       </w:r>
-      <w:r>
-        <m:oMath>
-          <m:r>
-            <m:t xml:space="preserve">−</m:t>
-          </m:r>
-          <m:f>
-            <m:fPr/>
-            <m:num>
-              <m:r>
-                <m:t xml:space="preserve">2</m:t>
-              </m:r>
-            </m:num>
-            <m:den>
-              <m:r>
-                <m:t xml:space="preserve">3</m:t>
-              </m:r>
-            </m:den>
-          </m:f>
-        </m:oMath>
-      </w:r>
+      <m:oMath>
+        <m:r>
+          <m:t xml:space="preserve">−</m:t>
+        </m:r>
+        <m:f>
+          <m:fPr/>
+          <m:num>
+            <m:e>
+              <m:e>
+                <m:r>
+                  <m:rPr>
+                    <m:sz m:val="2"/>
+                  </m:rPr>
+                  <m:t xml:space="preserve">2</m:t>
+                </m:r>
+              </m:e>
+            </m:e>
+          </m:num>
+          <m:den>
+            <m:e>
+              <m:e>
+                <m:r>
+                  <m:rPr>
+                    <m:sz m:val="2"/>
+                  </m:rPr>
+                  <m:t xml:space="preserve">3</m:t>
+                </m:r>
+              </m:e>
+            </m:e>
+          </m:den>
+        </m:f>
+      </m:oMath>
       <w:r>
         <w:rPr>
           <w:rFonts w:ascii="Times New Roman" w:hAnsi="Times New Roman" w:eastAsia="宋体" w:cs="Times New Roman"/>
         </w:rPr>
         <w:t>（填"</w:t>
       </w:r>
-      <w:r>
-        <m:oMath>
-          <m:r>
-            <m:t xml:space="preserve">&gt;</m:t>
-          </m:r>
-        </m:oMath>
-      </w:r>
+      <m:oMath>
+        <m:r>
+          <m:t xml:space="preserve">&gt;</m:t>
+        </m:r>
+      </m:oMath>
       <w:r>
         <w:rPr>
           <w:rFonts w:ascii="Times New Roman" w:hAnsi="Times New Roman" w:eastAsia="宋体" w:cs="Times New Roman"/>
         </w:rPr>
         <w:t>"或"</w:t>
       </w:r>
-      <w:r>
-        <m:oMath>
-          <m:r>
-            <m:t xml:space="preserve">&lt;</m:t>
-          </m:r>
-        </m:oMath>
-      </w:r>
+      <m:oMath>
+        <m:r>
+          <m:t xml:space="preserve">&lt;</m:t>
+        </m:r>
+      </m:oMath>
       <w:r>
         <w:rPr>
           <w:rFonts w:ascii="Times New Roman" w:hAnsi="Times New Roman" w:eastAsia="宋体" w:cs="Times New Roman"/>
@@ -726,51 +776,76 @@
         </w:rPr>
         <w:t>1.（8 分）计算：</w:t>
       </w:r>
-      <w:r>
-        <m:oMath>
+      <m:oMath>
+        <m:sup>
+          <m:e>
+            <m:r>
+              <m:t xml:space="preserve">2</m:t>
+            </m:r>
+          </m:e>
           <m:sup>
-            <m:e/>
-            <m:sup/>
+            <m:r>
+              <m:rPr>
+                <m:sz m:val="2"/>
+              </m:rPr>
+              <m:t xml:space="preserve">3</m:t>
+            </m:r>
           </m:sup>
-          <m:r>
-            <m:t xml:space="preserve">×</m:t>
-          </m:r>
-          <m:r>
-            <m:t xml:space="preserve">(</m:t>
-          </m:r>
-          <m:r>
-            <m:t xml:space="preserve">−</m:t>
-          </m:r>
-          <m:f>
-            <m:fPr/>
-            <m:num>
-              <m:r>
-                <m:t xml:space="preserve">1</m:t>
-              </m:r>
-            </m:num>
-            <m:den>
-              <m:r>
-                <m:t xml:space="preserve">2</m:t>
-              </m:r>
-            </m:den>
-          </m:f>
-          <m:r>
-            <m:t xml:space="preserve">)</m:t>
-          </m:r>
-          <m:r>
-            <m:t xml:space="preserve">+</m:t>
-          </m:r>
-          <m:rad>
-            <m:radPr/>
-            <m:deg/>
+        </m:sup>
+        <m:r>
+          <m:t xml:space="preserve">×</m:t>
+        </m:r>
+        <m:r>
+          <m:t xml:space="preserve">(</m:t>
+        </m:r>
+        <m:r>
+          <m:t xml:space="preserve">−</m:t>
+        </m:r>
+        <m:f>
+          <m:fPr/>
+          <m:num>
+            <m:e>
+              <m:e>
+                <m:r>
+                  <m:rPr>
+                    <m:sz m:val="2"/>
+                  </m:rPr>
+                  <m:t xml:space="preserve">1</m:t>
+                </m:r>
+              </m:e>
+            </m:e>
+          </m:num>
+          <m:den>
+            <m:e>
+              <m:e>
+                <m:r>
+                  <m:rPr>
+                    <m:sz m:val="2"/>
+                  </m:rPr>
+                  <m:t xml:space="preserve">2</m:t>
+                </m:r>
+              </m:e>
+            </m:e>
+          </m:den>
+        </m:f>
+        <m:r>
+          <m:t xml:space="preserve">)</m:t>
+        </m:r>
+        <m:r>
+          <m:t xml:space="preserve">+</m:t>
+        </m:r>
+        <m:rad>
+          <m:radPr/>
+          <m:deg/>
+          <m:e>
             <m:e>
               <m:r>
                 <m:t xml:space="preserve">16</m:t>
               </m:r>
             </m:e>
-          </m:rad>
-        </m:oMath>
-      </w:r>
+          </m:e>
+        </m:rad>
+      </m:oMath>
       <w:r>
         <w:rPr>
           <w:rFonts w:ascii="Times New Roman" w:hAnsi="Times New Roman" w:eastAsia="宋体" w:cs="Times New Roman"/>
@@ -785,68 +860,80 @@
         </w:rPr>
         <w:t xml:space="preserve">   解：原式 </w:t>
       </w:r>
-      <w:r>
-        <m:oMath>
-          <m:r>
-            <m:t xml:space="preserve">=</m:t>
-          </m:r>
-          <m:r>
-            <m:t xml:space="preserve">8</m:t>
-          </m:r>
-          <m:r>
-            <m:t xml:space="preserve">×</m:t>
-          </m:r>
-          <m:r>
-            <m:t xml:space="preserve">(</m:t>
-          </m:r>
-          <m:r>
-            <m:t xml:space="preserve">−</m:t>
-          </m:r>
-          <m:f>
-            <m:fPr/>
-            <m:num>
-              <m:r>
-                <m:t xml:space="preserve">1</m:t>
-              </m:r>
-            </m:num>
-            <m:den>
-              <m:r>
-                <m:t xml:space="preserve">2</m:t>
-              </m:r>
-            </m:den>
-          </m:f>
-          <m:r>
-            <m:t xml:space="preserve">)</m:t>
-          </m:r>
-          <m:r>
-            <m:t xml:space="preserve">+</m:t>
-          </m:r>
-          <m:r>
-            <m:t xml:space="preserve">4</m:t>
-          </m:r>
-          <m:r>
-            <m:t xml:space="preserve">=</m:t>
-          </m:r>
-          <m:r>
-            <m:t xml:space="preserve">−</m:t>
-          </m:r>
-          <m:r>
-            <m:t xml:space="preserve">4</m:t>
-          </m:r>
-          <m:r>
-            <m:t xml:space="preserve">+</m:t>
-          </m:r>
-          <m:r>
-            <m:t xml:space="preserve">4</m:t>
-          </m:r>
-          <m:r>
-            <m:t xml:space="preserve">=</m:t>
-          </m:r>
-          <m:r>
-            <m:t xml:space="preserve">0</m:t>
-          </m:r>
-        </m:oMath>
-      </w:r>
+      <m:oMath>
+        <m:r>
+          <m:t xml:space="preserve">=</m:t>
+        </m:r>
+        <m:r>
+          <m:t xml:space="preserve">8</m:t>
+        </m:r>
+        <m:r>
+          <m:t xml:space="preserve">×</m:t>
+        </m:r>
+        <m:r>
+          <m:t xml:space="preserve">(</m:t>
+        </m:r>
+        <m:r>
+          <m:t xml:space="preserve">−</m:t>
+        </m:r>
+        <m:f>
+          <m:fPr/>
+          <m:num>
+            <m:e>
+              <m:e>
+                <m:r>
+                  <m:rPr>
+                    <m:sz m:val="2"/>
+                  </m:rPr>
+                  <m:t xml:space="preserve">1</m:t>
+                </m:r>
+              </m:e>
+            </m:e>
+          </m:num>
+          <m:den>
+            <m:e>
+              <m:e>
+                <m:r>
+                  <m:rPr>
+                    <m:sz m:val="2"/>
+                  </m:rPr>
+                  <m:t xml:space="preserve">2</m:t>
+                </m:r>
+              </m:e>
+            </m:e>
+          </m:den>
+        </m:f>
+        <m:r>
+          <m:t xml:space="preserve">)</m:t>
+        </m:r>
+        <m:r>
+          <m:t xml:space="preserve">+</m:t>
+        </m:r>
+        <m:r>
+          <m:t xml:space="preserve">4</m:t>
+        </m:r>
+        <m:r>
+          <m:t xml:space="preserve">=</m:t>
+        </m:r>
+        <m:r>
+          <m:t xml:space="preserve">−</m:t>
+        </m:r>
+        <m:r>
+          <m:t xml:space="preserve">4</m:t>
+        </m:r>
+        <m:r>
+          <m:t xml:space="preserve">+</m:t>
+        </m:r>
+        <m:r>
+          <m:t xml:space="preserve">4</m:t>
+        </m:r>
+        <m:r>
+          <m:t xml:space="preserve">=</m:t>
+        </m:r>
+        <m:r>
+          <m:t xml:space="preserve">0</m:t>
+        </m:r>
+      </m:oMath>
     </w:p>
     <w:p>
       <w:r>
@@ -855,31 +942,29 @@
         </w:rPr>
         <w:t>2.（10 分）解方程：</w:t>
       </w:r>
-      <w:r>
-        <m:oMath>
-          <m:r>
-            <m:t xml:space="preserve">2</m:t>
-          </m:r>
-          <m:r>
-            <m:rPr>
-              <m:sty m:val="i"/>
-            </m:rPr>
-            <m:t xml:space="preserve">x</m:t>
-          </m:r>
-          <m:r>
-            <m:t xml:space="preserve">−</m:t>
-          </m:r>
-          <m:r>
-            <m:t xml:space="preserve">3</m:t>
-          </m:r>
-          <m:r>
-            <m:t xml:space="preserve">=</m:t>
-          </m:r>
-          <m:r>
-            <m:t xml:space="preserve">7</m:t>
-          </m:r>
-        </m:oMath>
-      </w:r>
+      <m:oMath>
+        <m:r>
+          <m:t xml:space="preserve">2</m:t>
+        </m:r>
+        <m:r>
+          <m:rPr>
+            <m:sty m:val="i"/>
+          </m:rPr>
+          <m:t xml:space="preserve">x</m:t>
+        </m:r>
+        <m:r>
+          <m:t xml:space="preserve">−</m:t>
+        </m:r>
+        <m:r>
+          <m:t xml:space="preserve">3</m:t>
+        </m:r>
+        <m:r>
+          <m:t xml:space="preserve">=</m:t>
+        </m:r>
+        <m:r>
+          <m:t xml:space="preserve">7</m:t>
+        </m:r>
+      </m:oMath>
       <w:r>
         <w:rPr>
           <w:rFonts w:ascii="Times New Roman" w:hAnsi="Times New Roman" w:eastAsia="宋体" w:cs="Times New Roman"/>
@@ -943,14 +1028,28 @@
           <m:f>
             <m:fPr/>
             <m:num>
-              <m:r>
-                <m:t xml:space="preserve">10</m:t>
-              </m:r>
+              <m:e>
+                <m:e>
+                  <m:r>
+                    <m:rPr>
+                      <m:sz m:val="2"/>
+                    </m:rPr>
+                    <m:t xml:space="preserve">10</m:t>
+                  </m:r>
+                </m:e>
+              </m:e>
             </m:num>
             <m:den>
-              <m:r>
-                <m:t xml:space="preserve">2</m:t>
-              </m:r>
+              <m:e>
+                <m:e>
+                  <m:r>
+                    <m:rPr>
+                      <m:sz m:val="2"/>
+                    </m:rPr>
+                    <m:t xml:space="preserve">2</m:t>
+                  </m:r>
+                </m:e>
+              </m:e>
             </m:den>
           </m:f>
           <m:r>
@@ -969,138 +1068,139 @@
         </w:rPr>
         <w:t>3.（12 分）如图，</w:t>
       </w:r>
-      <w:r>
-        <m:oMath>
-          <m:r>
-            <m:rPr>
-              <m:sty m:val="i"/>
-            </m:rPr>
-            <m:t xml:space="preserve">△</m:t>
-          </m:r>
-          <m:r>
-            <m:rPr>
-              <m:sty m:val="i"/>
-            </m:rPr>
-            <m:t xml:space="preserve">A</m:t>
-          </m:r>
-          <m:r>
-            <m:rPr>
-              <m:sty m:val="i"/>
-            </m:rPr>
-            <m:t xml:space="preserve">B</m:t>
-          </m:r>
-          <m:r>
-            <m:rPr>
-              <m:sty m:val="i"/>
-            </m:rPr>
-            <m:t xml:space="preserve">C</m:t>
-          </m:r>
-        </m:oMath>
-      </w:r>
+      <m:oMath>
+        <m:r>
+          <m:rPr>
+            <m:sty m:val="i"/>
+          </m:rPr>
+          <m:t xml:space="preserve">△</m:t>
+        </m:r>
+        <m:r>
+          <m:rPr>
+            <m:sty m:val="i"/>
+          </m:rPr>
+          <m:t xml:space="preserve">A</m:t>
+        </m:r>
+        <m:r>
+          <m:rPr>
+            <m:sty m:val="i"/>
+          </m:rPr>
+          <m:t xml:space="preserve">B</m:t>
+        </m:r>
+        <m:r>
+          <m:rPr>
+            <m:sty m:val="i"/>
+          </m:rPr>
+          <m:t xml:space="preserve">C</m:t>
+        </m:r>
+      </m:oMath>
       <w:r>
         <w:rPr>
           <w:rFonts w:ascii="Times New Roman" w:hAnsi="Times New Roman" w:eastAsia="宋体" w:cs="Times New Roman"/>
         </w:rPr>
         <w:t xml:space="preserve"> 中，</w:t>
       </w:r>
-      <w:r>
-        <m:oMath>
-          <m:r>
-            <m:rPr>
-              <m:sty m:val="i"/>
-            </m:rPr>
-            <m:t xml:space="preserve">A</m:t>
-          </m:r>
-          <m:r>
-            <m:rPr>
-              <m:sty m:val="i"/>
-            </m:rPr>
-            <m:t xml:space="preserve">B</m:t>
-          </m:r>
-          <m:r>
-            <m:t xml:space="preserve">=</m:t>
-          </m:r>
-          <m:r>
-            <m:t xml:space="preserve">4</m:t>
-          </m:r>
-        </m:oMath>
-      </w:r>
+      <m:oMath>
+        <m:r>
+          <m:rPr>
+            <m:sty m:val="i"/>
+          </m:rPr>
+          <m:t xml:space="preserve">A</m:t>
+        </m:r>
+        <m:r>
+          <m:rPr>
+            <m:sty m:val="i"/>
+          </m:rPr>
+          <m:t xml:space="preserve">B</m:t>
+        </m:r>
+        <m:r>
+          <m:t xml:space="preserve">=</m:t>
+        </m:r>
+        <m:r>
+          <m:t xml:space="preserve">4</m:t>
+        </m:r>
+      </m:oMath>
       <w:r>
         <w:rPr>
           <w:rFonts w:ascii="Times New Roman" w:hAnsi="Times New Roman" w:eastAsia="宋体" w:cs="Times New Roman"/>
         </w:rPr>
         <w:t>，</w:t>
       </w:r>
-      <w:r>
-        <m:oMath>
-          <m:r>
-            <m:rPr>
-              <m:sty m:val="i"/>
-            </m:rPr>
-            <m:t xml:space="preserve">B</m:t>
-          </m:r>
-          <m:r>
-            <m:rPr>
-              <m:sty m:val="i"/>
-            </m:rPr>
-            <m:t xml:space="preserve">C</m:t>
-          </m:r>
-          <m:r>
-            <m:t xml:space="preserve">=</m:t>
-          </m:r>
-          <m:r>
-            <m:t xml:space="preserve">3</m:t>
-          </m:r>
-        </m:oMath>
-      </w:r>
+      <m:oMath>
+        <m:r>
+          <m:rPr>
+            <m:sty m:val="i"/>
+          </m:rPr>
+          <m:t xml:space="preserve">B</m:t>
+        </m:r>
+        <m:r>
+          <m:rPr>
+            <m:sty m:val="i"/>
+          </m:rPr>
+          <m:t xml:space="preserve">C</m:t>
+        </m:r>
+        <m:r>
+          <m:t xml:space="preserve">=</m:t>
+        </m:r>
+        <m:r>
+          <m:t xml:space="preserve">3</m:t>
+        </m:r>
+      </m:oMath>
       <w:r>
         <w:rPr>
           <w:rFonts w:ascii="Times New Roman" w:hAnsi="Times New Roman" w:eastAsia="宋体" w:cs="Times New Roman"/>
         </w:rPr>
         <w:t>，</w:t>
       </w:r>
-      <w:r>
-        <m:oMath>
-          <m:r>
-            <m:t xml:space="preserve">∠</m:t>
-          </m:r>
-          <m:r>
-            <m:rPr>
-              <m:sty m:val="i"/>
-            </m:rPr>
-            <m:t xml:space="preserve">B</m:t>
-          </m:r>
-          <m:r>
-            <m:t xml:space="preserve">=</m:t>
-          </m:r>
+      <m:oMath>
+        <m:r>
+          <m:t xml:space="preserve">∠</m:t>
+        </m:r>
+        <m:r>
+          <m:rPr>
+            <m:sty m:val="i"/>
+          </m:rPr>
+          <m:t xml:space="preserve">B</m:t>
+        </m:r>
+        <m:r>
+          <m:t xml:space="preserve">=</m:t>
+        </m:r>
+        <m:sup>
+          <m:e>
+            <m:r>
+              <m:t xml:space="preserve">90</m:t>
+            </m:r>
+          </m:e>
           <m:sup>
-            <m:e/>
-            <m:sup/>
+            <m:r>
+              <m:rPr>
+                <m:sz m:val="2"/>
+              </m:rPr>
+              <m:t xml:space="preserve">∘</m:t>
+            </m:r>
           </m:sup>
-        </m:oMath>
-      </w:r>
+        </m:sup>
+      </m:oMath>
       <w:r>
         <w:rPr>
           <w:rFonts w:ascii="Times New Roman" w:hAnsi="Times New Roman" w:eastAsia="宋体" w:cs="Times New Roman"/>
         </w:rPr>
         <w:t xml:space="preserve">，求 </w:t>
       </w:r>
-      <w:r>
-        <m:oMath>
-          <m:r>
-            <m:rPr>
-              <m:sty m:val="i"/>
-            </m:rPr>
-            <m:t xml:space="preserve">A</m:t>
-          </m:r>
-          <m:r>
-            <m:rPr>
-              <m:sty m:val="i"/>
-            </m:rPr>
-            <m:t xml:space="preserve">C</m:t>
-          </m:r>
-        </m:oMath>
-      </w:r>
+      <m:oMath>
+        <m:r>
+          <m:rPr>
+            <m:sty m:val="i"/>
+          </m:rPr>
+          <m:t xml:space="preserve">A</m:t>
+        </m:r>
+        <m:r>
+          <m:rPr>
+            <m:sty m:val="i"/>
+          </m:rPr>
+          <m:t xml:space="preserve">C</m:t>
+        </m:r>
+      </m:oMath>
       <w:r>
         <w:rPr>
           <w:rFonts w:ascii="Times New Roman" w:hAnsi="Times New Roman" w:eastAsia="宋体" w:cs="Times New Roman"/>
@@ -1183,29 +1283,59 @@
             <m:radPr/>
             <m:deg/>
             <m:e>
-              <m:r>
-                <m:rPr>
-                  <m:sty m:val="i"/>
-                </m:rPr>
-                <m:t xml:space="preserve">A</m:t>
-              </m:r>
-              <m:sup>
-                <m:e/>
-                <m:sup/>
-              </m:sup>
-              <m:r>
-                <m:t xml:space="preserve">+</m:t>
-              </m:r>
-              <m:r>
-                <m:rPr>
-                  <m:sty m:val="i"/>
-                </m:rPr>
-                <m:t xml:space="preserve">B</m:t>
-              </m:r>
-              <m:sup>
-                <m:e/>
-                <m:sup/>
-              </m:sup>
+              <m:e>
+                <m:r>
+                  <m:rPr>
+                    <m:sty m:val="i"/>
+                  </m:rPr>
+                  <m:t xml:space="preserve">A</m:t>
+                </m:r>
+                <m:sup>
+                  <m:e>
+                    <m:r>
+                      <m:rPr>
+                        <m:sty m:val="i"/>
+                      </m:rPr>
+                      <m:t xml:space="preserve">B</m:t>
+                    </m:r>
+                  </m:e>
+                  <m:sup>
+                    <m:r>
+                      <m:rPr>
+                        <m:sz m:val="2"/>
+                      </m:rPr>
+                      <m:t xml:space="preserve">2</m:t>
+                    </m:r>
+                  </m:sup>
+                </m:sup>
+                <m:r>
+                  <m:t xml:space="preserve">+</m:t>
+                </m:r>
+                <m:r>
+                  <m:rPr>
+                    <m:sty m:val="i"/>
+                  </m:rPr>
+                  <m:t xml:space="preserve">B</m:t>
+                </m:r>
+                <m:sup>
+                  <m:e>
+                    <m:r>
+                      <m:rPr>
+                        <m:sty m:val="i"/>
+                      </m:rPr>
+                      <m:t xml:space="preserve">C</m:t>
+                    </m:r>
+                  </m:e>
+                  <m:sup>
+                    <m:r>
+                      <m:rPr>
+                        <m:sz m:val="2"/>
+                      </m:rPr>
+                      <m:t xml:space="preserve">2</m:t>
+                    </m:r>
+                  </m:sup>
+                </m:sup>
+              </m:e>
             </m:e>
           </m:rad>
           <m:r>
@@ -1215,17 +1345,41 @@
             <m:radPr/>
             <m:deg/>
             <m:e>
-              <m:sup>
-                <m:e/>
-                <m:sup/>
-              </m:sup>
-              <m:r>
-                <m:t xml:space="preserve">+</m:t>
-              </m:r>
-              <m:sup>
-                <m:e/>
-                <m:sup/>
-              </m:sup>
+              <m:e>
+                <m:sup>
+                  <m:e>
+                    <m:r>
+                      <m:t xml:space="preserve">4</m:t>
+                    </m:r>
+                  </m:e>
+                  <m:sup>
+                    <m:r>
+                      <m:rPr>
+                        <m:sz m:val="2"/>
+                      </m:rPr>
+                      <m:t xml:space="preserve">2</m:t>
+                    </m:r>
+                  </m:sup>
+                </m:sup>
+                <m:r>
+                  <m:t xml:space="preserve">+</m:t>
+                </m:r>
+                <m:sup>
+                  <m:e>
+                    <m:r>
+                      <m:t xml:space="preserve">3</m:t>
+                    </m:r>
+                  </m:e>
+                  <m:sup>
+                    <m:r>
+                      <m:rPr>
+                        <m:sz m:val="2"/>
+                      </m:rPr>
+                      <m:t xml:space="preserve">2</m:t>
+                    </m:r>
+                  </m:sup>
+                </m:sup>
+              </m:e>
             </m:e>
           </m:rad>
           <m:r>
@@ -1235,9 +1389,11 @@
             <m:radPr/>
             <m:deg/>
             <m:e>
-              <m:r>
-                <m:t xml:space="preserve">25</m:t>
-              </m:r>
+              <m:e>
+                <m:r>
+                  <m:t xml:space="preserve">25</m:t>
+                </m:r>
+              </m:e>
             </m:e>
           </m:rad>
           <m:r>
@@ -1267,41 +1423,37 @@
         </w:rPr>
         <w:t xml:space="preserve">1.（8 分）原式 </w:t>
       </w:r>
-      <w:r>
-        <m:oMath>
-          <m:r>
-            <m:t xml:space="preserve">=</m:t>
-          </m:r>
-          <m:r>
-            <m:t xml:space="preserve">−</m:t>
-          </m:r>
-          <m:r>
-            <m:t xml:space="preserve">4</m:t>
-          </m:r>
-          <m:r>
-            <m:t xml:space="preserve">+</m:t>
-          </m:r>
-          <m:r>
-            <m:t xml:space="preserve">4</m:t>
-          </m:r>
-        </m:oMath>
-      </w:r>
+      <m:oMath>
+        <m:r>
+          <m:t xml:space="preserve">=</m:t>
+        </m:r>
+        <m:r>
+          <m:t xml:space="preserve">−</m:t>
+        </m:r>
+        <m:r>
+          <m:t xml:space="preserve">4</m:t>
+        </m:r>
+        <m:r>
+          <m:t xml:space="preserve">+</m:t>
+        </m:r>
+        <m:r>
+          <m:t xml:space="preserve">4</m:t>
+        </m:r>
+      </m:oMath>
       <w:r>
         <w:rPr>
           <w:rFonts w:ascii="Times New Roman" w:hAnsi="Times New Roman" w:eastAsia="宋体" w:cs="Times New Roman"/>
         </w:rPr>
         <w:t xml:space="preserve">（每步 4 分） </w:t>
       </w:r>
-      <w:r>
-        <m:oMath>
-          <m:r>
-            <m:t xml:space="preserve">=</m:t>
-          </m:r>
-          <m:r>
-            <m:t xml:space="preserve">0</m:t>
-          </m:r>
-        </m:oMath>
-      </w:r>
+      <m:oMath>
+        <m:r>
+          <m:t xml:space="preserve">=</m:t>
+        </m:r>
+        <m:r>
+          <m:t xml:space="preserve">0</m:t>
+        </m:r>
+      </m:oMath>
       <w:r>
         <w:rPr>
           <w:rFonts w:ascii="Times New Roman" w:hAnsi="Times New Roman" w:eastAsia="宋体" w:cs="Times New Roman"/>
@@ -1316,47 +1468,43 @@
         </w:rPr>
         <w:t>2.（10 分）</w:t>
       </w:r>
-      <w:r>
-        <m:oMath>
-          <m:r>
-            <m:t xml:space="preserve">2</m:t>
-          </m:r>
-          <m:r>
-            <m:rPr>
-              <m:sty m:val="i"/>
-            </m:rPr>
-            <m:t xml:space="preserve">x</m:t>
-          </m:r>
-          <m:r>
-            <m:t xml:space="preserve">=</m:t>
-          </m:r>
-          <m:r>
-            <m:t xml:space="preserve">10</m:t>
-          </m:r>
-        </m:oMath>
-      </w:r>
+      <m:oMath>
+        <m:r>
+          <m:t xml:space="preserve">2</m:t>
+        </m:r>
+        <m:r>
+          <m:rPr>
+            <m:sty m:val="i"/>
+          </m:rPr>
+          <m:t xml:space="preserve">x</m:t>
+        </m:r>
+        <m:r>
+          <m:t xml:space="preserve">=</m:t>
+        </m:r>
+        <m:r>
+          <m:t xml:space="preserve">10</m:t>
+        </m:r>
+      </m:oMath>
       <w:r>
         <w:rPr>
           <w:rFonts w:ascii="Times New Roman" w:hAnsi="Times New Roman" w:eastAsia="宋体" w:cs="Times New Roman"/>
         </w:rPr>
         <w:t>（4 分）</w:t>
       </w:r>
-      <w:r>
-        <m:oMath>
-          <m:r>
-            <m:rPr>
-              <m:sty m:val="i"/>
-            </m:rPr>
-            <m:t xml:space="preserve">x</m:t>
-          </m:r>
-          <m:r>
-            <m:t xml:space="preserve">=</m:t>
-          </m:r>
-          <m:r>
-            <m:t xml:space="preserve">5</m:t>
-          </m:r>
-        </m:oMath>
-      </w:r>
+      <m:oMath>
+        <m:r>
+          <m:rPr>
+            <m:sty m:val="i"/>
+          </m:rPr>
+          <m:t xml:space="preserve">x</m:t>
+        </m:r>
+        <m:r>
+          <m:t xml:space="preserve">=</m:t>
+        </m:r>
+        <m:r>
+          <m:t xml:space="preserve">5</m:t>
+        </m:r>
+      </m:oMath>
       <w:r>
         <w:rPr>
           <w:rFonts w:ascii="Times New Roman" w:hAnsi="Times New Roman" w:eastAsia="宋体" w:cs="Times New Roman"/>
@@ -1371,28 +1519,26 @@
         </w:rPr>
         <w:t xml:space="preserve">3.（12 分）由勾股定理（6 分）得 </w:t>
       </w:r>
-      <w:r>
-        <m:oMath>
-          <m:r>
-            <m:rPr>
-              <m:sty m:val="i"/>
-            </m:rPr>
-            <m:t xml:space="preserve">A</m:t>
-          </m:r>
-          <m:r>
-            <m:rPr>
-              <m:sty m:val="i"/>
-            </m:rPr>
-            <m:t xml:space="preserve">C</m:t>
-          </m:r>
-          <m:r>
-            <m:t xml:space="preserve">=</m:t>
-          </m:r>
-          <m:r>
-            <m:t xml:space="preserve">5</m:t>
-          </m:r>
-        </m:oMath>
-      </w:r>
+      <m:oMath>
+        <m:r>
+          <m:rPr>
+            <m:sty m:val="i"/>
+          </m:rPr>
+          <m:t xml:space="preserve">A</m:t>
+        </m:r>
+        <m:r>
+          <m:rPr>
+            <m:sty m:val="i"/>
+          </m:rPr>
+          <m:t xml:space="preserve">C</m:t>
+        </m:r>
+        <m:r>
+          <m:t xml:space="preserve">=</m:t>
+        </m:r>
+        <m:r>
+          <m:t xml:space="preserve">5</m:t>
+        </m:r>
+      </m:oMath>
       <w:r>
         <w:rPr>
           <w:rFonts w:ascii="Times New Roman" w:hAnsi="Times New Roman" w:eastAsia="宋体" w:cs="Times New Roman"/>

--- a/demo/试卷样例.docx
+++ b/demo/试卷样例.docx
@@ -275,7 +275,7 @@
               <m:rPr>
                 <m:sz m:val="2"/>
               </m:rPr>
-              <m:t xml:space="preserve">∘</m:t>
+              <m:t xml:space="preserve">°</m:t>
             </m:r>
           </m:sup>
         </m:sup>
@@ -377,7 +377,7 @@
               <m:rPr>
                 <m:sz m:val="2"/>
               </m:rPr>
-              <m:t xml:space="preserve">∘</m:t>
+              <m:t xml:space="preserve">°</m:t>
             </m:r>
           </m:sup>
         </m:sup>
@@ -400,7 +400,7 @@
               <m:rPr>
                 <m:sz m:val="2"/>
               </m:rPr>
-              <m:t xml:space="preserve">∘</m:t>
+              <m:t xml:space="preserve">°</m:t>
             </m:r>
           </m:sup>
         </m:sup>
@@ -423,7 +423,7 @@
               <m:rPr>
                 <m:sz m:val="2"/>
               </m:rPr>
-              <m:t xml:space="preserve">∘</m:t>
+              <m:t xml:space="preserve">°</m:t>
             </m:r>
           </m:sup>
         </m:sup>
@@ -446,7 +446,7 @@
               <m:rPr>
                 <m:sz m:val="2"/>
               </m:rPr>
-              <m:t xml:space="preserve">∘</m:t>
+              <m:t xml:space="preserve">°</m:t>
             </m:r>
           </m:sup>
         </m:sup>
@@ -1176,7 +1176,7 @@
               <m:rPr>
                 <m:sz m:val="2"/>
               </m:rPr>
-              <m:t xml:space="preserve">∘</m:t>
+              <m:t xml:space="preserve">°</m:t>
             </m:r>
           </m:sup>
         </m:sup>

--- a/demo/试卷样例.docx
+++ b/demo/试卷样例.docx
@@ -463,20 +463,22 @@
         <w:t xml:space="preserve">计算 </w:t>
       </w:r>
       <m:oMath>
-        <m:r>
-          <m:t xml:space="preserve">(</m:t>
-        </m:r>
-        <m:r>
-          <m:t xml:space="preserve">−</m:t>
-        </m:r>
-        <m:r>
-          <m:t xml:space="preserve">2</m:t>
-        </m:r>
         <m:sup>
           <m:e>
-            <m:r>
-              <m:t xml:space="preserve">)</m:t>
-            </m:r>
+            <m:e>
+              <m:r>
+                <m:t xml:space="preserve">(</m:t>
+              </m:r>
+              <m:r>
+                <m:t xml:space="preserve">−</m:t>
+              </m:r>
+              <m:r>
+                <m:t xml:space="preserve">2</m:t>
+              </m:r>
+              <m:r>
+                <m:t xml:space="preserve">)</m:t>
+              </m:r>
+            </m:e>
           </m:e>
           <m:sup>
             <m:r>

--- a/demo/试卷样例.docx
+++ b/demo/试卷样例.docx
@@ -465,20 +465,18 @@
       <m:oMath>
         <m:sup>
           <m:e>
-            <m:e>
-              <m:r>
-                <m:t xml:space="preserve">(</m:t>
-              </m:r>
-              <m:r>
-                <m:t xml:space="preserve">−</m:t>
-              </m:r>
-              <m:r>
-                <m:t xml:space="preserve">2</m:t>
-              </m:r>
-              <m:r>
-                <m:t xml:space="preserve">)</m:t>
-              </m:r>
-            </m:e>
+            <m:r>
+              <m:t xml:space="preserve">(</m:t>
+            </m:r>
+            <m:r>
+              <m:t xml:space="preserve">−</m:t>
+            </m:r>
+            <m:r>
+              <m:t xml:space="preserve">2</m:t>
+            </m:r>
+            <m:r>
+              <m:t xml:space="preserve">)</m:t>
+            </m:r>
           </m:e>
           <m:sup>
             <m:r>

--- a/demo/试卷样例.docx
+++ b/demo/试卷样例.docx
@@ -264,7 +264,7 @@
         <m:r>
           <m:t xml:space="preserve">=</m:t>
         </m:r>
-        <m:sup>
+        <m:sSup>
           <m:e>
             <m:r>
               <m:t xml:space="preserve">90</m:t>
@@ -278,7 +278,7 @@
               <m:t xml:space="preserve">°</m:t>
             </m:r>
           </m:sup>
-        </m:sup>
+        </m:sSup>
       </m:oMath>
       <w:r>
         <w:rPr>
@@ -366,7 +366,7 @@
         <w:t xml:space="preserve">   A. </w:t>
       </w:r>
       <m:oMath>
-        <m:sup>
+        <m:sSup>
           <m:e>
             <m:r>
               <m:t xml:space="preserve">30</m:t>
@@ -380,7 +380,7 @@
               <m:t xml:space="preserve">°</m:t>
             </m:r>
           </m:sup>
-        </m:sup>
+        </m:sSup>
       </m:oMath>
       <w:r>
         <w:rPr>
@@ -389,7 +389,7 @@
         <w:t xml:space="preserve">　B. </w:t>
       </w:r>
       <m:oMath>
-        <m:sup>
+        <m:sSup>
           <m:e>
             <m:r>
               <m:t xml:space="preserve">40</m:t>
@@ -403,7 +403,7 @@
               <m:t xml:space="preserve">°</m:t>
             </m:r>
           </m:sup>
-        </m:sup>
+        </m:sSup>
       </m:oMath>
       <w:r>
         <w:rPr>
@@ -412,7 +412,7 @@
         <w:t xml:space="preserve">　C. </w:t>
       </w:r>
       <m:oMath>
-        <m:sup>
+        <m:sSup>
           <m:e>
             <m:r>
               <m:t xml:space="preserve">50</m:t>
@@ -426,7 +426,7 @@
               <m:t xml:space="preserve">°</m:t>
             </m:r>
           </m:sup>
-        </m:sup>
+        </m:sSup>
       </m:oMath>
       <w:r>
         <w:rPr>
@@ -435,7 +435,7 @@
         <w:t xml:space="preserve">　D. </w:t>
       </w:r>
       <m:oMath>
-        <m:sup>
+        <m:sSup>
           <m:e>
             <m:r>
               <m:t xml:space="preserve">60</m:t>
@@ -449,7 +449,7 @@
               <m:t xml:space="preserve">°</m:t>
             </m:r>
           </m:sup>
-        </m:sup>
+        </m:sSup>
       </m:oMath>
     </w:p>
     <w:p>
@@ -463,7 +463,7 @@
         <w:t xml:space="preserve">计算 </w:t>
       </w:r>
       <m:oMath>
-        <m:sup>
+        <m:sSup>
           <m:e>
             <m:r>
               <m:t xml:space="preserve">(</m:t>
@@ -486,7 +486,7 @@
               <m:t xml:space="preserve">3</m:t>
             </m:r>
           </m:sup>
-        </m:sup>
+        </m:sSup>
       </m:oMath>
       <w:r>
         <w:rPr>
@@ -777,7 +777,7 @@
         <w:t>1.（8 分）计算：</w:t>
       </w:r>
       <m:oMath>
-        <m:sup>
+        <m:sSup>
           <m:e>
             <m:r>
               <m:t xml:space="preserve">2</m:t>
@@ -791,7 +791,7 @@
               <m:t xml:space="preserve">3</m:t>
             </m:r>
           </m:sup>
-        </m:sup>
+        </m:sSup>
         <m:r>
           <m:t xml:space="preserve">×</m:t>
         </m:r>
@@ -1165,7 +1165,7 @@
         <m:r>
           <m:t xml:space="preserve">=</m:t>
         </m:r>
-        <m:sup>
+        <m:sSup>
           <m:e>
             <m:r>
               <m:t xml:space="preserve">90</m:t>
@@ -1179,7 +1179,7 @@
               <m:t xml:space="preserve">°</m:t>
             </m:r>
           </m:sup>
-        </m:sup>
+        </m:sSup>
       </m:oMath>
       <w:r>
         <w:rPr>
@@ -1290,7 +1290,7 @@
                   </m:rPr>
                   <m:t xml:space="preserve">A</m:t>
                 </m:r>
-                <m:sup>
+                <m:sSup>
                   <m:e>
                     <m:r>
                       <m:rPr>
@@ -1307,7 +1307,7 @@
                       <m:t xml:space="preserve">2</m:t>
                     </m:r>
                   </m:sup>
-                </m:sup>
+                </m:sSup>
                 <m:r>
                   <m:t xml:space="preserve">+</m:t>
                 </m:r>
@@ -1317,7 +1317,7 @@
                   </m:rPr>
                   <m:t xml:space="preserve">B</m:t>
                 </m:r>
-                <m:sup>
+                <m:sSup>
                   <m:e>
                     <m:r>
                       <m:rPr>
@@ -1334,7 +1334,7 @@
                       <m:t xml:space="preserve">2</m:t>
                     </m:r>
                   </m:sup>
-                </m:sup>
+                </m:sSup>
               </m:e>
             </m:e>
           </m:rad>
@@ -1346,7 +1346,7 @@
             <m:deg/>
             <m:e>
               <m:e>
-                <m:sup>
+                <m:sSup>
                   <m:e>
                     <m:r>
                       <m:t xml:space="preserve">4</m:t>
@@ -1360,11 +1360,11 @@
                       <m:t xml:space="preserve">2</m:t>
                     </m:r>
                   </m:sup>
-                </m:sup>
+                </m:sSup>
                 <m:r>
                   <m:t xml:space="preserve">+</m:t>
                 </m:r>
-                <m:sup>
+                <m:sSup>
                   <m:e>
                     <m:r>
                       <m:t xml:space="preserve">3</m:t>
@@ -1378,7 +1378,7 @@
                       <m:t xml:space="preserve">2</m:t>
                     </m:r>
                   </m:sup>
-                </m:sup>
+                </m:sSup>
               </m:e>
             </m:e>
           </m:rad>

--- a/demo/试卷样例.docx
+++ b/demo/试卷样例.docx
@@ -181,6 +181,9 @@
       </w:r>
     </w:p>
     <w:p>
+      <w:pPr>
+        <w:spacing w:lineRule="atLeast" w:line="320"/>
+      </w:pPr>
       <w:r>
         <w:rPr>
           <w:rFonts w:ascii="Times New Roman" w:hAnsi="Times New Roman" w:eastAsia="宋体" w:cs="Times New Roman"/>
@@ -232,6 +235,7 @@
     <w:p>
       <w:pPr>
         <w:pStyle w:val="ListNumber"/>
+        <w:spacing w:lineRule="atLeast" w:line="320"/>
       </w:pPr>
       <w:r>
         <w:rPr>
@@ -359,6 +363,9 @@
       </w:r>
     </w:p>
     <w:p>
+      <w:pPr>
+        <w:spacing w:lineRule="atLeast" w:line="320"/>
+      </w:pPr>
       <w:r>
         <w:rPr>
           <w:rFonts w:ascii="Times New Roman" w:hAnsi="Times New Roman" w:eastAsia="宋体" w:cs="Times New Roman"/>
@@ -455,6 +462,7 @@
     <w:p>
       <w:pPr>
         <w:pStyle w:val="ListNumber"/>
+        <w:spacing w:lineRule="atLeast" w:line="320"/>
       </w:pPr>
       <w:r>
         <w:rPr>
@@ -496,6 +504,9 @@
       </w:r>
     </w:p>
     <w:p>
+      <w:pPr>
+        <w:spacing w:lineRule="atLeast" w:line="320"/>
+      </w:pPr>
       <w:r>
         <w:rPr>
           <w:rFonts w:ascii="Times New Roman" w:hAnsi="Times New Roman" w:eastAsia="宋体" w:cs="Times New Roman"/>
@@ -572,6 +583,7 @@
     <w:p>
       <w:pPr>
         <w:pStyle w:val="ListNumber"/>
+        <w:spacing w:lineRule="atLeast" w:line="320"/>
       </w:pPr>
       <w:r>
         <w:rPr>
@@ -652,6 +664,7 @@
     <w:p>
       <w:pPr>
         <w:pStyle w:val="ListNumber"/>
+        <w:spacing w:lineRule="atLeast" w:line="320"/>
       </w:pPr>
       <w:r>
         <w:rPr>
@@ -770,6 +783,9 @@
       </w:r>
     </w:p>
     <w:p>
+      <w:pPr>
+        <w:spacing w:lineRule="atLeast" w:line="320"/>
+      </w:pPr>
       <w:r>
         <w:rPr>
           <w:rFonts w:ascii="Times New Roman" w:hAnsi="Times New Roman" w:eastAsia="宋体" w:cs="Times New Roman"/>
@@ -854,6 +870,9 @@
       </w:r>
     </w:p>
     <w:p>
+      <w:pPr>
+        <w:spacing w:lineRule="atLeast" w:line="320"/>
+      </w:pPr>
       <w:r>
         <w:rPr>
           <w:rFonts w:ascii="Times New Roman" w:hAnsi="Times New Roman" w:eastAsia="宋体" w:cs="Times New Roman"/>
@@ -936,6 +955,9 @@
       </m:oMath>
     </w:p>
     <w:p>
+      <w:pPr>
+        <w:spacing w:lineRule="atLeast" w:line="320"/>
+      </w:pPr>
       <w:r>
         <w:rPr>
           <w:rFonts w:ascii="Times New Roman" w:hAnsi="Times New Roman" w:eastAsia="宋体" w:cs="Times New Roman"/>
@@ -1062,6 +1084,9 @@
       </m:oMathPara>
     </w:p>
     <w:p>
+      <w:pPr>
+        <w:spacing w:lineRule="atLeast" w:line="320"/>
+      </w:pPr>
       <w:r>
         <w:rPr>
           <w:rFonts w:ascii="Times New Roman" w:hAnsi="Times New Roman" w:eastAsia="宋体" w:cs="Times New Roman"/>
@@ -1417,6 +1442,9 @@
       </w:r>
     </w:p>
     <w:p>
+      <w:pPr>
+        <w:spacing w:lineRule="atLeast" w:line="320"/>
+      </w:pPr>
       <w:r>
         <w:rPr>
           <w:rFonts w:ascii="Times New Roman" w:hAnsi="Times New Roman" w:eastAsia="宋体" w:cs="Times New Roman"/>
@@ -1462,6 +1490,9 @@
       </w:r>
     </w:p>
     <w:p>
+      <w:pPr>
+        <w:spacing w:lineRule="atLeast" w:line="320"/>
+      </w:pPr>
       <w:r>
         <w:rPr>
           <w:rFonts w:ascii="Times New Roman" w:hAnsi="Times New Roman" w:eastAsia="宋体" w:cs="Times New Roman"/>
@@ -1513,6 +1544,9 @@
       </w:r>
     </w:p>
     <w:p>
+      <w:pPr>
+        <w:spacing w:lineRule="atLeast" w:line="320"/>
+      </w:pPr>
       <w:r>
         <w:rPr>
           <w:rFonts w:ascii="Times New Roman" w:hAnsi="Times New Roman" w:eastAsia="宋体" w:cs="Times New Roman"/>

--- a/demo/试卷样例.docx
+++ b/demo/试卷样例.docx
@@ -182,7 +182,7 @@
     </w:p>
     <w:p>
       <w:pPr>
-        <w:spacing w:lineRule="atLeast" w:line="320"/>
+        <w:spacing w:lineRule="atLeast" w:line="440" w:before="60" w:after="40"/>
       </w:pPr>
       <w:r>
         <w:rPr>
@@ -235,7 +235,7 @@
     <w:p>
       <w:pPr>
         <w:pStyle w:val="ListNumber"/>
-        <w:spacing w:lineRule="atLeast" w:line="320"/>
+        <w:spacing w:lineRule="atLeast" w:line="440" w:before="60" w:after="40"/>
       </w:pPr>
       <w:r>
         <w:rPr>
@@ -364,7 +364,7 @@
     </w:p>
     <w:p>
       <w:pPr>
-        <w:spacing w:lineRule="atLeast" w:line="320"/>
+        <w:spacing w:lineRule="atLeast" w:line="440" w:before="60" w:after="40"/>
       </w:pPr>
       <w:r>
         <w:rPr>
@@ -462,7 +462,7 @@
     <w:p>
       <w:pPr>
         <w:pStyle w:val="ListNumber"/>
-        <w:spacing w:lineRule="atLeast" w:line="320"/>
+        <w:spacing w:lineRule="atLeast" w:line="440" w:before="60" w:after="40"/>
       </w:pPr>
       <w:r>
         <w:rPr>
@@ -505,7 +505,7 @@
     </w:p>
     <w:p>
       <w:pPr>
-        <w:spacing w:lineRule="atLeast" w:line="320"/>
+        <w:spacing w:lineRule="atLeast" w:line="440" w:before="60" w:after="40"/>
       </w:pPr>
       <w:r>
         <w:rPr>
@@ -583,7 +583,7 @@
     <w:p>
       <w:pPr>
         <w:pStyle w:val="ListNumber"/>
-        <w:spacing w:lineRule="atLeast" w:line="320"/>
+        <w:spacing w:lineRule="atLeast" w:line="440" w:before="60" w:after="40"/>
       </w:pPr>
       <w:r>
         <w:rPr>
@@ -664,7 +664,7 @@
     <w:p>
       <w:pPr>
         <w:pStyle w:val="ListNumber"/>
-        <w:spacing w:lineRule="atLeast" w:line="320"/>
+        <w:spacing w:lineRule="atLeast" w:line="440" w:before="60" w:after="40"/>
       </w:pPr>
       <w:r>
         <w:rPr>
@@ -784,7 +784,7 @@
     </w:p>
     <w:p>
       <w:pPr>
-        <w:spacing w:lineRule="atLeast" w:line="320"/>
+        <w:spacing w:lineRule="atLeast" w:line="440" w:before="60" w:after="40"/>
       </w:pPr>
       <w:r>
         <w:rPr>
@@ -871,7 +871,7 @@
     </w:p>
     <w:p>
       <w:pPr>
-        <w:spacing w:lineRule="atLeast" w:line="320"/>
+        <w:spacing w:lineRule="atLeast" w:line="440" w:before="60" w:after="40"/>
       </w:pPr>
       <w:r>
         <w:rPr>
@@ -956,7 +956,7 @@
     </w:p>
     <w:p>
       <w:pPr>
-        <w:spacing w:lineRule="atLeast" w:line="320"/>
+        <w:spacing w:lineRule="atLeast" w:line="440" w:before="60" w:after="40"/>
       </w:pPr>
       <w:r>
         <w:rPr>
@@ -1085,7 +1085,7 @@
     </w:p>
     <w:p>
       <w:pPr>
-        <w:spacing w:lineRule="atLeast" w:line="320"/>
+        <w:spacing w:lineRule="atLeast" w:line="440" w:before="60" w:after="40"/>
       </w:pPr>
       <w:r>
         <w:rPr>
@@ -1443,7 +1443,7 @@
     </w:p>
     <w:p>
       <w:pPr>
-        <w:spacing w:lineRule="atLeast" w:line="320"/>
+        <w:spacing w:lineRule="atLeast" w:line="440" w:before="60" w:after="40"/>
       </w:pPr>
       <w:r>
         <w:rPr>
@@ -1491,7 +1491,7 @@
     </w:p>
     <w:p>
       <w:pPr>
-        <w:spacing w:lineRule="atLeast" w:line="320"/>
+        <w:spacing w:lineRule="atLeast" w:line="440" w:before="60" w:after="40"/>
       </w:pPr>
       <w:r>
         <w:rPr>
@@ -1545,7 +1545,7 @@
     </w:p>
     <w:p>
       <w:pPr>
-        <w:spacing w:lineRule="atLeast" w:line="320"/>
+        <w:spacing w:lineRule="atLeast" w:line="440" w:before="60" w:after="40"/>
       </w:pPr>
       <w:r>
         <w:rPr>
